--- a/Arquitectura de Sistemas Computacionales/Kit docente/Clase 10/Solucion Taller Clase 10 - CloudLite.docx
+++ b/Arquitectura de Sistemas Computacionales/Kit docente/Clase 10/Solucion Taller Clase 10 - CloudLite.docx
@@ -649,7 +649,7 @@
                 <w:color w:val="FFFFFF"/>
                 <w:sz w:val="21"/>
               </w:rPr>
-              <w:t>Apalancamiento</w:t>
+              <w:t>Medida de ahorro</w:t>
             </w:r>
           </w:p>
         </w:tc>
@@ -1491,7 +1491,7 @@
           <w:color w:val="4A4A49"/>
           <w:sz w:val="22"/>
         </w:rPr>
-        <w:t>. Ese matiz es la razon de que la pregunta prohiba precios: con B/M/A se puede ordenar honestamente sin inventar una factura, y ordenar es lo que permite decidir donde apalancar primero.</w:t>
+        <w:t>. Ese matiz es la razon de que la pregunta prohiba precios: con B/M/A se puede ordenar honestamente sin inventar una factura, y ordenar es lo que permite decidir donde ahorrar primero.</w:t>
       </w:r>
     </w:p>
     <w:p>
@@ -1543,7 +1543,7 @@
           <w:color w:val="4A4A49"/>
           <w:sz w:val="22"/>
         </w:rPr>
-        <w:t xml:space="preserve"> La fila de la base de datos es la unica cuyo driver crece solo, sin que nadie haga nada: cada prestamo cerrado que se acumula suma GB para siempre. Es la fila donde el apalancamiento tiene que ser una politica escrita (retencion) y no una accion puntual, y es la que conecta con la Clase 13, donde se vera que esa tabla es tambien la que no escala.</w:t>
+        <w:t xml:space="preserve"> La fila de la base de datos es la unica cuyo driver crece solo, sin que nadie haga nada: cada prestamo cerrado que se acumula suma GB para siempre. Es la fila donde la medida de ahorro tiene que ser una politica escrita (retencion) y no una accion puntual, y es la que conecta con la Clase 13, donde se vera que esa tabla es tambien la que no escala.</w:t>
       </w:r>
     </w:p>
     <w:p>
@@ -1585,7 +1585,7 @@
           <w:color w:val="4A4A49"/>
           <w:sz w:val="22"/>
         </w:rPr>
-        <w:t>. Se compara con el diagrama de la Clase 7 y se prorratea. Los sistemas externos (identidad, correo) pueden omitirse porque no los factura el estudiante, pero si los incluye con su driver, mejor.</w:t>
+        <w:t>. Se compara con el diagrama de la Clase 7 y se reparte por fila. Los sistemas externos (identidad, correo) pueden omitirse porque no los factura el estudiante, pero si los incluye con su driver, mejor.</w:t>
       </w:r>
     </w:p>
     <w:p>
@@ -1691,7 +1691,7 @@
           <w:color w:val="4A4A49"/>
           <w:sz w:val="22"/>
         </w:rPr>
-        <w:t>, sin prorrateo: es la respuesta que la pregunta busca descartar.</w:t>
+        <w:t>, sin puntaje parcial: es la respuesta que la pregunta busca descartar.</w:t>
       </w:r>
     </w:p>
     <w:p>
@@ -1704,7 +1704,7 @@
           <w:color w:val="4A4A49"/>
           <w:sz w:val="22"/>
         </w:rPr>
-        <w:t xml:space="preserve">4 pts los </w:t>
+        <w:t xml:space="preserve">4 pts las </w:t>
       </w:r>
       <w:r>
         <w:rPr>
@@ -1712,7 +1712,7 @@
           <w:color w:val="4A4A49"/>
           <w:sz w:val="22"/>
         </w:rPr>
-        <w:t>apalancamientos, uno por fila, concretos y comprobables</w:t>
+        <w:t>medidas de ahorro, una por fila, concretas y comprobables</w:t>
       </w:r>
       <w:r>
         <w:rPr>
@@ -1858,7 +1858,7 @@
           <w:color w:val="4A4A49"/>
           <w:sz w:val="22"/>
         </w:rPr>
-        <w:t>Apalancamientos que son deseos: «reducir el consumo», «ser mas eficientes». Sin una accion y sin donde se comprueba, la fila no suma. Anticipa que la pregunta 12 tambien va a fallar.</w:t>
+        <w:t>Medidas de ahorro que son deseos: «reducir el consumo», «ser mas eficientes». Sin una accion y sin donde se comprueba, la fila no suma. Anticipa que la pregunta 12 tambien va a fallar.</w:t>
       </w:r>
     </w:p>
     <w:p>
@@ -1871,7 +1871,7 @@
           <w:color w:val="4A4A49"/>
           <w:sz w:val="22"/>
         </w:rPr>
-        <w:t xml:space="preserve">Confundir el driver con el apalancamiento: poner «cachear» en la columna del driver. El driver es lo que </w:t>
+        <w:t xml:space="preserve">Confundir el driver con la medida de ahorro: poner «cachear» en la columna del driver. El driver es lo que </w:t>
       </w:r>
       <w:r>
         <w:rPr>
@@ -1887,7 +1887,7 @@
           <w:color w:val="4A4A49"/>
           <w:sz w:val="22"/>
         </w:rPr>
-        <w:t xml:space="preserve"> la factura; el apalancamiento es lo que la </w:t>
+        <w:t xml:space="preserve"> la factura; la medida de ahorro es lo que la </w:t>
       </w:r>
       <w:r>
         <w:rPr>
@@ -2498,7 +2498,7 @@
           <w:color w:val="4A4A49"/>
           <w:sz w:val="22"/>
         </w:rPr>
-        <w:t>Las tres se apalancan sobre un driver de la tabla anterior, y la segunda es la mas directa:</w:t>
+        <w:t>Las tres actuan sobre un driver de la tabla anterior, y la segunda es la mas directa:</w:t>
       </w:r>
     </w:p>
     <w:p>
@@ -2536,7 +2536,7 @@
           <w:color w:val="4A4A49"/>
           <w:sz w:val="22"/>
         </w:rPr>
-        <w:t xml:space="preserve"> Es literalmente el mismo apalancamiento escrito en esa fila: pasar de 720 a 480 horas al mes. Un tercio menos de horas es un tercio menos de energia consumida y un tercio menos de factura; la misma decision baja las dos cosas.</w:t>
+        <w:t xml:space="preserve"> Es literalmente la misma medida de ahorro escrita en esa fila: pasar de 720 a 480 horas al mes. Un tercio menos de horas es un tercio menos de energia consumida y un tercio menos de factura; la misma decision baja las dos cosas.</w:t>
       </w:r>
     </w:p>
     <w:p>
@@ -2995,7 +2995,7 @@
           <w:color w:val="4A4A49"/>
           <w:sz w:val="22"/>
         </w:rPr>
-        <w:t>Proponer apagar la base de datos por la noche. No se puede sin perder el servicio y sin arriesgar el respaldo: es el ejemplo de una accion que suena sostenible y rompe el sistema. Corrijala mostrando que la fila de la base tiene otro apalancamiento (la retencion).</w:t>
+        <w:t>Proponer apagar la base de datos por la noche. No se puede sin perder el servicio y sin arriesgar el respaldo: es el ejemplo de una accion que suena sostenible y rompe el sistema. Corrijala mostrando que la fila de la base tiene otra medida de ahorro (la retencion).</w:t>
       </w:r>
     </w:p>
     <w:p>
@@ -3038,7 +3038,7 @@
           <w:color w:val="4A4A49"/>
           <w:sz w:val="22"/>
         </w:rPr>
-        <w:t>No, y se descuenta fuerte. El curso no abre cuentas de pago y los precios cambian por region y por nivel: cualquier cifra seria una adivinanza con aspecto de dato. La escala es B/M/A y con eso alcanza para decidir donde apalancar.</w:t>
+        <w:t>No, y se descuenta fuerte. El curso no abre cuentas de pago y los precios cambian por region y por nivel: cualquier cifra seria una adivinanza con aspecto de dato. La escala es B/M/A y con eso alcanza para decidir donde ahorrar.</w:t>
       </w:r>
     </w:p>
     <w:p>
@@ -3078,7 +3078,7 @@
           <w:color w:val="4A4A49"/>
           <w:sz w:val="22"/>
         </w:rPr>
-        <w:t>Porque entonces la tabla no ordena nada, y ordenar es lo unico que la escala ordinal permite hacer. Sin un Alto no se sabe donde apalancar primero, y ese es el proposito del ejercicio. El criterio de niveles queda en cero.</w:t>
+        <w:t>Porque entonces la tabla no ordena nada, y ordenar es lo unico que la escala ordinal permite hacer. Sin un Alto no se sabe donde ahorrar primero, y ese es el proposito del ejercicio. El criterio de niveles queda en cero.</w:t>
       </w:r>
     </w:p>
     <w:p>
@@ -3217,7 +3217,7 @@
           <w:color w:val="4A4A49"/>
           <w:sz w:val="22"/>
         </w:rPr>
-        <w:t xml:space="preserve">Lo que queda de hoy es que una decision de arquitectura se puede defender con una variable contable en la mano: no «la nube es cara», sino «esta pieza se paga por horas encendidas y la mia esta encendida 720 al mes». Deje anotadas las tres conexiones hacia adelante: el apalancamiento de escalar a cero es la politica que la Clase 13 va a escribir con su metrica y su ventana de enfriamiento, la fila de la base de datos es el componente que alli se vera que </w:t>
+        <w:t xml:space="preserve">Lo que queda de hoy es que una decision de arquitectura se puede defender con una variable contable en la mano: no «la nube es cara», sino «esta pieza se paga por horas encendidas y la mia esta encendida 720 al mes». Deje anotadas las tres conexiones hacia adelante: la medida de ahorro de escalar a cero es la politica que la Clase 13 va a escribir con su metrica y su ventana de enfriamiento, la fila de la base de datos es el componente que alli se vera que </w:t>
       </w:r>
       <w:r>
         <w:rPr>
